--- a/testakten/gesellschaftsgruender-ki-krypto-startup-berlin-musterprotokoll/02_email_aylin_an_jonas_mira_rechtsformwahl.docx
+++ b/testakten/gesellschaftsgruender-ki-krypto-startup-berlin-musterprotokoll/02_email_aylin_an_jonas_mira_rechtsformwahl.docx
@@ -11,14 +11,6 @@
           <w:rFonts w:ascii="Times New Roman" w:hAnsi="Times New Roman"/>
         </w:rPr>
         <w:t>E-Mail Aylin an Jonas und Mira: Rechtsformwahl und Eckpunkte</w:t>
-      </w:r>
-    </w:p>
-    <w:p>
-      <w:pPr>
-        <w:jc w:val="left"/>
-      </w:pPr>
-      <w:r>
-        <w:t>```</w:t>
       </w:r>
     </w:p>
     <w:p>
@@ -51,14 +43,6 @@
       </w:pPr>
       <w:r>
         <w:t>Betreff: Eckpunkte Rechtsform, Stammkapital, Vesting — Position vor Pfaffenrode-Call</w:t>
-      </w:r>
-    </w:p>
-    <w:p>
-      <w:pPr>
-        <w:jc w:val="left"/>
-      </w:pPr>
-      <w:r>
-        <w:t>```</w:t>
       </w:r>
     </w:p>
     <w:p>

--- a/testakten/gesellschaftsgruender-ki-krypto-startup-berlin-musterprotokoll/02_email_aylin_an_jonas_mira_rechtsformwahl.docx
+++ b/testakten/gesellschaftsgruender-ki-krypto-startup-berlin-musterprotokoll/02_email_aylin_an_jonas_mira_rechtsformwahl.docx
@@ -5,40 +5,63 @@
     <w:p>
       <w:pPr>
         <w:pStyle w:val="Heading1"/>
+        <w:spacing w:after="160" w:line="259" w:lineRule="auto"/>
       </w:pPr>
       <w:r>
         <w:rPr>
           <w:rFonts w:ascii="Times New Roman" w:hAnsi="Times New Roman"/>
+          <w:b/>
+          <w:sz w:val="28"/>
         </w:rPr>
         <w:t>E-Mail Aylin an Jonas und Mira: Rechtsformwahl und Eckpunkte</w:t>
       </w:r>
     </w:p>
     <w:p>
       <w:pPr>
+        <w:spacing w:before="120" w:after="60" w:line="259" w:lineRule="auto"/>
         <w:jc w:val="left"/>
       </w:pPr>
       <w:r>
+        <w:rPr>
+          <w:rFonts w:ascii="Times New Roman" w:hAnsi="Times New Roman"/>
+          <w:b/>
+          <w:sz w:val="22"/>
+        </w:rPr>
         <w:t>Von:     aylin.soeren@neurochain.io</w:t>
       </w:r>
     </w:p>
     <w:p>
       <w:pPr>
+        <w:spacing w:before="120" w:after="60" w:line="259" w:lineRule="auto"/>
         <w:jc w:val="left"/>
       </w:pPr>
       <w:r>
+        <w:rPr>
+          <w:rFonts w:ascii="Times New Roman" w:hAnsi="Times New Roman"/>
+          <w:b/>
+          <w:sz w:val="22"/>
+        </w:rPr>
         <w:t>An:      jonas.kreutzberger@neurochain.io, mira.holzbach@neurochain.io</w:t>
       </w:r>
     </w:p>
     <w:p>
       <w:pPr>
+        <w:spacing w:before="120" w:after="60" w:line="259" w:lineRule="auto"/>
         <w:jc w:val="left"/>
       </w:pPr>
       <w:r>
+        <w:rPr>
+          <w:rFonts w:ascii="Times New Roman" w:hAnsi="Times New Roman"/>
+          <w:b w:val="0"/>
+          <w:i w:val="0"/>
+          <w:sz w:val="22"/>
+        </w:rPr>
         <w:t>Datum:   Montag, 11.05.2026, 22:14 Uhr</w:t>
       </w:r>
     </w:p>
     <w:p>
       <w:pPr>
+        <w:spacing w:line="259" w:lineRule="auto" w:after="60"/>
         <w:jc w:val="left"/>
       </w:pPr>
       <w:r>
@@ -47,14 +70,21 @@
     </w:p>
     <w:p>
       <w:pPr>
+        <w:spacing w:before="120" w:after="60" w:line="259" w:lineRule="auto"/>
         <w:jc w:val="left"/>
       </w:pPr>
       <w:r>
+        <w:rPr>
+          <w:rFonts w:ascii="Times New Roman" w:hAnsi="Times New Roman"/>
+          <w:b/>
+          <w:sz w:val="22"/>
+        </w:rPr>
         <w:t>Liebe Mira, lieber Jonas,</w:t>
       </w:r>
     </w:p>
     <w:p>
       <w:pPr>
+        <w:spacing w:line="259" w:lineRule="auto" w:after="60"/>
         <w:jc w:val="left"/>
       </w:pPr>
       <w:r>
@@ -64,16 +94,20 @@
     <w:p>
       <w:pPr>
         <w:pStyle w:val="Heading2"/>
+        <w:spacing w:before="120" w:after="60" w:line="259" w:lineRule="auto"/>
       </w:pPr>
       <w:r>
         <w:rPr>
           <w:rFonts w:ascii="Times New Roman" w:hAnsi="Times New Roman"/>
+          <w:b/>
+          <w:sz w:val="22"/>
         </w:rPr>
         <w:t>1. Rechtsformwahl: UG oder GmbH</w:t>
       </w:r>
     </w:p>
     <w:p>
       <w:pPr>
+        <w:spacing w:line="259" w:lineRule="auto" w:after="60"/>
         <w:jc w:val="left"/>
       </w:pPr>
       <w:r>
@@ -92,6 +126,7 @@
     <w:p>
       <w:pPr>
         <w:pStyle w:val="ListBullet"/>
+        <w:spacing w:line="259" w:lineRule="auto" w:after="60"/>
       </w:pPr>
       <w:r>
         <w:t>Außenwirkung gegenüber Investoren und Geschäftspartnern. Die UG (haftungsbeschränkt) wird, zu Unrecht oder zu Recht, häufig als kapitalschwach wahrgenommen.</w:t>
@@ -100,6 +135,7 @@
     <w:p>
       <w:pPr>
         <w:pStyle w:val="ListBullet"/>
+        <w:spacing w:line="259" w:lineRule="auto" w:after="60"/>
       </w:pPr>
       <w:r>
         <w:t>Thesaurierungspflicht der UG nach Paragraph 5a Absatz 3 GmbHG: ein Viertel des Jahresüberschusses muss in eine gesetzliche Rücklage eingestellt werden, bis das Stammkapital von 25.000 EUR erreicht ist. Das bremst Ausschüttungen, falls wir später doch welche planen.</w:t>
@@ -108,6 +144,7 @@
     <w:p>
       <w:pPr>
         <w:pStyle w:val="ListBullet"/>
+        <w:spacing w:line="259" w:lineRule="auto" w:after="60"/>
       </w:pPr>
       <w:r>
         <w:t>Eine spätere Umwandlung von UG zu GmbH ist möglich, aber zusätzlicher Notaraufwand. Wir sparen uns das, wenn wir gleich GmbH gründen.</w:t>
@@ -116,6 +153,7 @@
     <w:p>
       <w:pPr>
         <w:pStyle w:val="ListBullet"/>
+        <w:spacing w:line="259" w:lineRule="auto" w:after="60"/>
       </w:pPr>
       <w:r>
         <w:t>Stammkapital 25.000 EUR. Wir zahlen wie üblich nur die Hälfte, also 12.500 EUR sofort ein, die andere Hälfte als Resteinlageverpflichtung. Das passt zur aktuellen Liquiditätslage.</w:t>
@@ -123,6 +161,7 @@
     </w:p>
     <w:p>
       <w:pPr>
+        <w:spacing w:line="259" w:lineRule="auto" w:after="60"/>
         <w:jc w:val="left"/>
       </w:pPr>
       <w:r>
@@ -132,6 +171,7 @@
     <w:p>
       <w:pPr>
         <w:pStyle w:val="ListBullet"/>
+        <w:spacing w:line="259" w:lineRule="auto" w:after="60"/>
       </w:pPr>
       <w:r>
         <w:t>Geringeres Stammkapital (1 Euro Minimum, praktisch 1.000 EUR realistisch).</w:t>
@@ -140,6 +180,7 @@
     <w:p>
       <w:pPr>
         <w:pStyle w:val="ListBullet"/>
+        <w:spacing w:line="259" w:lineRule="auto" w:after="60"/>
       </w:pPr>
       <w:r>
         <w:t>Schnellere und günstigere Gründung über Musterprotokoll.</w:t>
@@ -147,6 +188,7 @@
     </w:p>
     <w:p>
       <w:pPr>
+        <w:spacing w:line="259" w:lineRule="auto" w:after="60"/>
         <w:jc w:val="left"/>
       </w:pPr>
       <w:r>
@@ -156,6 +198,7 @@
     <w:p>
       <w:pPr>
         <w:pStyle w:val="Heading2"/>
+        <w:spacing w:line="259" w:lineRule="auto" w:after="60"/>
       </w:pPr>
       <w:r>
         <w:rPr>
@@ -166,6 +209,7 @@
     </w:p>
     <w:p>
       <w:pPr>
+        <w:spacing w:line="259" w:lineRule="auto" w:after="60"/>
         <w:jc w:val="left"/>
       </w:pPr>
       <w:r>
@@ -409,6 +453,7 @@
     </w:tbl>
     <w:p>
       <w:pPr>
+        <w:spacing w:line="259" w:lineRule="auto" w:after="60"/>
         <w:jc w:val="left"/>
       </w:pPr>
       <w:r>
@@ -417,6 +462,7 @@
     </w:p>
     <w:p>
       <w:pPr>
+        <w:spacing w:line="259" w:lineRule="auto" w:after="60"/>
         <w:jc w:val="left"/>
       </w:pPr>
       <w:r>
@@ -435,6 +481,7 @@
     <w:p>
       <w:pPr>
         <w:pStyle w:val="ListBullet"/>
+        <w:spacing w:line="259" w:lineRule="auto" w:after="60"/>
       </w:pPr>
       <w:r>
         <w:t>Gefahr der verdeckten Sacheinlage nach Paragraph 19 Absatz 4 GmbHG, weil die Domain und das Repo bereits von uns genutzt werden.</w:t>
@@ -443,6 +490,7 @@
     <w:p>
       <w:pPr>
         <w:pStyle w:val="ListBullet"/>
+        <w:spacing w:line="259" w:lineRule="auto" w:after="60"/>
       </w:pPr>
       <w:r>
         <w:t>Sachgründungsbericht, Wertgutachten und Differenzhaftung sind aufwendig und teuer.</w:t>
@@ -451,6 +499,7 @@
     <w:p>
       <w:pPr>
         <w:pStyle w:val="ListBullet"/>
+        <w:spacing w:line="259" w:lineRule="auto" w:after="60"/>
       </w:pPr>
       <w:r>
         <w:t>Alternative: Mira räumt der Gesellschaft eine unentgeltliche, einfache Nutzungslizenz an Domain und Repository ein. Späterer Erwerb gegen Kaufpreis aus laufenden Mitteln, wenn die Gesellschaft liquide ist. Vorsicht Nachgründung Paragraph 33 AktG analog gilt für GmbH nicht direkt, aber wir achten auf marktgerechte Preise zur Vermeidung verdeckter Gewinnausschüttung.</w:t>
@@ -459,6 +508,7 @@
     <w:p>
       <w:pPr>
         <w:pStyle w:val="Heading2"/>
+        <w:spacing w:line="259" w:lineRule="auto" w:after="60"/>
       </w:pPr>
       <w:r>
         <w:rPr>
@@ -469,6 +519,7 @@
     </w:p>
     <w:p>
       <w:pPr>
+        <w:spacing w:line="259" w:lineRule="auto" w:after="60"/>
         <w:jc w:val="left"/>
       </w:pPr>
       <w:r>
@@ -484,6 +535,7 @@
     <w:p>
       <w:pPr>
         <w:pStyle w:val="ListBullet"/>
+        <w:spacing w:line="259" w:lineRule="auto" w:after="60"/>
       </w:pPr>
       <w:r>
         <w:t>Musterprotokoll nach Anlage zu Paragraph 2 Absatz 1a GmbHG ist eine pauschale Satzung ohne Anpassungsmöglichkeit. Sobald wir auch nur eine Klausel ergänzen, fällt die Erleichterung weg, und es wäre eine Vollbeurkundung mit Notar nötig.</w:t>
@@ -492,6 +544,7 @@
     <w:p>
       <w:pPr>
         <w:pStyle w:val="ListBullet"/>
+        <w:spacing w:line="259" w:lineRule="auto" w:after="60"/>
       </w:pPr>
       <w:r>
         <w:t>Wir wollen mindestens:</w:t>
@@ -500,6 +553,7 @@
     <w:p>
       <w:pPr>
         <w:pStyle w:val="ListBullet"/>
+        <w:spacing w:line="259" w:lineRule="auto" w:after="60"/>
       </w:pPr>
       <w:r>
         <w:t>Vinkulierung der Geschäftsanteile (Zustimmung der Gesellschafterversammlung bei Übertragung).</w:t>
@@ -508,6 +562,7 @@
     <w:p>
       <w:pPr>
         <w:pStyle w:val="ListBullet"/>
+        <w:spacing w:line="259" w:lineRule="auto" w:after="60"/>
       </w:pPr>
       <w:r>
         <w:t>Einziehungsmöglichkeit bei wichtigem Grund, inklusive bei Insolvenz oder Pfändung eines Gesellschafters.</w:t>
@@ -516,6 +571,7 @@
     <w:p>
       <w:pPr>
         <w:pStyle w:val="ListBullet"/>
+        <w:spacing w:line="259" w:lineRule="auto" w:after="60"/>
       </w:pPr>
       <w:r>
         <w:t>Vorerwerbsrecht und Andienungsrecht (Tag-Along/Drag-Along im Side-Letter, in der Satzung nur Andienungsrecht).</w:t>
@@ -524,6 +580,7 @@
     <w:p>
       <w:pPr>
         <w:pStyle w:val="ListBullet"/>
+        <w:spacing w:line="259" w:lineRule="auto" w:after="60"/>
       </w:pPr>
       <w:r>
         <w:t>Bestellungs- und Abberufungsregeln für den Geschäftsführer.</w:t>
@@ -532,6 +589,7 @@
     <w:p>
       <w:pPr>
         <w:pStyle w:val="ListBullet"/>
+        <w:spacing w:line="259" w:lineRule="auto" w:after="60"/>
       </w:pPr>
       <w:r>
         <w:t>Befreiung von Paragraph 181 BGB.</w:t>
@@ -540,6 +598,7 @@
     <w:p>
       <w:pPr>
         <w:pStyle w:val="ListBullet"/>
+        <w:spacing w:line="259" w:lineRule="auto" w:after="60"/>
       </w:pPr>
       <w:r>
         <w:t>Wettbewerbsverbot der Gesellschafter mit Befreiungsmöglichkeit durch einfachen Beschluss.</w:t>
@@ -547,6 +606,7 @@
     </w:p>
     <w:p>
       <w:pPr>
+        <w:spacing w:line="259" w:lineRule="auto" w:after="60"/>
         <w:jc w:val="left"/>
       </w:pPr>
       <w:r>
@@ -556,6 +616,7 @@
     <w:p>
       <w:pPr>
         <w:pStyle w:val="Heading2"/>
+        <w:spacing w:line="259" w:lineRule="auto" w:after="60"/>
       </w:pPr>
       <w:r>
         <w:rPr>
@@ -566,6 +627,7 @@
     </w:p>
     <w:p>
       <w:pPr>
+        <w:spacing w:line="259" w:lineRule="auto" w:after="60"/>
         <w:jc w:val="left"/>
       </w:pPr>
       <w:r>
@@ -575,6 +637,7 @@
     <w:p>
       <w:pPr>
         <w:pStyle w:val="ListBullet"/>
+        <w:spacing w:line="259" w:lineRule="auto" w:after="60"/>
       </w:pPr>
       <w:r>
         <w:rPr>
@@ -589,6 +652,7 @@
     <w:p>
       <w:pPr>
         <w:pStyle w:val="ListBullet"/>
+        <w:spacing w:line="259" w:lineRule="auto" w:after="60"/>
       </w:pPr>
       <w:r>
         <w:rPr>
@@ -603,6 +667,7 @@
     <w:p>
       <w:pPr>
         <w:pStyle w:val="ListBullet"/>
+        <w:spacing w:line="259" w:lineRule="auto" w:after="60"/>
       </w:pPr>
       <w:r>
         <w:rPr>
@@ -616,6 +681,7 @@
     </w:p>
     <w:p>
       <w:pPr>
+        <w:spacing w:line="259" w:lineRule="auto" w:after="60"/>
         <w:jc w:val="left"/>
       </w:pPr>
       <w:r>
@@ -625,6 +691,7 @@
     <w:p>
       <w:pPr>
         <w:pStyle w:val="Heading2"/>
+        <w:spacing w:line="259" w:lineRule="auto" w:after="60"/>
       </w:pPr>
       <w:r>
         <w:rPr>
@@ -635,6 +702,7 @@
     </w:p>
     <w:p>
       <w:pPr>
+        <w:spacing w:line="259" w:lineRule="auto" w:after="60"/>
         <w:jc w:val="left"/>
       </w:pPr>
       <w:r>
@@ -644,6 +712,7 @@
     <w:p>
       <w:pPr>
         <w:pStyle w:val="ListBullet"/>
+        <w:spacing w:line="259" w:lineRule="auto" w:after="60"/>
       </w:pPr>
       <w:r>
         <w:t>Laufzeit vier Jahre (auf Wunsch Jonas drei Jahre, ich plädiere für vier).</w:t>
@@ -652,6 +721,7 @@
     <w:p>
       <w:pPr>
         <w:pStyle w:val="ListBullet"/>
+        <w:spacing w:line="259" w:lineRule="auto" w:after="60"/>
       </w:pPr>
       <w:r>
         <w:t>Cliff zwölf Monate.</w:t>
@@ -660,6 +730,7 @@
     <w:p>
       <w:pPr>
         <w:pStyle w:val="ListBullet"/>
+        <w:spacing w:line="259" w:lineRule="auto" w:after="60"/>
       </w:pPr>
       <w:r>
         <w:t>Lineare oder monatliche Vesting-Frequenz nach Cliff.</w:t>
@@ -668,6 +739,7 @@
     <w:p>
       <w:pPr>
         <w:pStyle w:val="ListBullet"/>
+        <w:spacing w:line="259" w:lineRule="auto" w:after="60"/>
       </w:pPr>
       <w:r>
         <w:t>Reverse Vesting: Anteile sind ab Gründung voll im Eigentum der Gesellschafter, aber bei Ausscheiden vor Vesting müssen unvested Anteile zum Nominalwert zurück.</w:t>
@@ -676,6 +748,7 @@
     <w:p>
       <w:pPr>
         <w:pStyle w:val="ListBullet"/>
+        <w:spacing w:line="259" w:lineRule="auto" w:after="60"/>
       </w:pPr>
       <w:r>
         <w:t>Bad-Leaver-/Good-Leaver-Klausel im Side-Letter zwischen den drei Gründern und Pfaffenrode.</w:t>
@@ -683,6 +756,7 @@
     </w:p>
     <w:p>
       <w:pPr>
+        <w:spacing w:line="259" w:lineRule="auto" w:after="60"/>
         <w:jc w:val="left"/>
       </w:pPr>
       <w:r>
@@ -692,6 +766,7 @@
     <w:p>
       <w:pPr>
         <w:pStyle w:val="Heading2"/>
+        <w:spacing w:line="259" w:lineRule="auto" w:after="60"/>
       </w:pPr>
       <w:r>
         <w:rPr>
@@ -703,6 +778,7 @@
     <w:p>
       <w:pPr>
         <w:pStyle w:val="ListBullet"/>
+        <w:spacing w:line="259" w:lineRule="auto" w:after="60"/>
       </w:pPr>
       <w:r>
         <w:t>Wir betreiben eine KI-Plattform, die zunächst nicht als Hochrisiko-KI im Sinne der KI-Verordnung Anhang III zu qualifizieren ist, aber Transparenzpflichten nach Artikel 50 KI-VO greifen, insbesondere wenn Nutzer mit KI-Agenten interagieren.</w:t>
@@ -711,6 +787,7 @@
     <w:p>
       <w:pPr>
         <w:pStyle w:val="ListBullet"/>
+        <w:spacing w:line="259" w:lineRule="auto" w:after="60"/>
       </w:pPr>
       <w:r>
         <w:t>Wir wollen Trainingsdaten on-chain tokenisieren. Sobald wir einen Token ausgeben oder eine eigene Krypto-Dienstleistung anbieten, sind wir potenziell unter MiCAR. Vorabklärung mit BaFin ist sinnvoll, sobald wir konkreter werden. Bis dahin keine Token-Emission.</w:t>
@@ -719,6 +796,7 @@
     <w:p>
       <w:pPr>
         <w:pStyle w:val="Heading2"/>
+        <w:spacing w:line="259" w:lineRule="auto" w:after="60"/>
       </w:pPr>
       <w:r>
         <w:rPr>
@@ -730,6 +808,7 @@
     <w:p>
       <w:pPr>
         <w:pStyle w:val="ListNumber"/>
+        <w:spacing w:line="259" w:lineRule="auto" w:after="60"/>
       </w:pPr>
       <w:r>
         <w:t>Heute Abend: diese E-Mail freigeben oder Änderungen einarbeiten.</w:t>
@@ -738,6 +817,7 @@
     <w:p>
       <w:pPr>
         <w:pStyle w:val="ListNumber"/>
+        <w:spacing w:line="259" w:lineRule="auto" w:after="60"/>
       </w:pPr>
       <w:r>
         <w:t>Morgen 10 Uhr: Call mit Pfaffenrode. Aylin spricht, Jonas und Mira hören mit.</w:t>
@@ -746,6 +826,7 @@
     <w:p>
       <w:pPr>
         <w:pStyle w:val="ListNumber"/>
+        <w:spacing w:line="259" w:lineRule="auto" w:after="60"/>
       </w:pPr>
       <w:r>
         <w:t>Mittwoch: Termin Eichbaum (Steuerberater).</w:t>
@@ -754,6 +835,7 @@
     <w:p>
       <w:pPr>
         <w:pStyle w:val="ListNumber"/>
+        <w:spacing w:line="259" w:lineRule="auto" w:after="60"/>
       </w:pPr>
       <w:r>
         <w:t>Freitag: Workshop Gründer-Offsite, Hub Berlin-Mitte.</w:t>
@@ -762,6 +844,7 @@
     <w:p>
       <w:pPr>
         <w:pStyle w:val="ListNumber"/>
+        <w:spacing w:line="259" w:lineRule="auto" w:after="60"/>
       </w:pPr>
       <w:r>
         <w:t>nächste Woche: Termsheet unterzeichnen.</w:t>
@@ -770,6 +853,7 @@
     <w:p>
       <w:pPr>
         <w:pStyle w:val="ListNumber"/>
+        <w:spacing w:line="259" w:lineRule="auto" w:after="60"/>
       </w:pPr>
       <w:r>
         <w:t>zwei Wochen später: Notartermin mit Frau Dr. Vermeulen.</w:t>
@@ -777,6 +861,7 @@
     </w:p>
     <w:p>
       <w:pPr>
+        <w:spacing w:line="259" w:lineRule="auto" w:after="60"/>
         <w:jc w:val="left"/>
       </w:pPr>
       <w:r>
@@ -785,15 +870,21 @@
     </w:p>
     <w:p>
       <w:pPr>
+        <w:spacing w:line="259" w:lineRule="auto" w:after="60"/>
         <w:jc w:val="left"/>
       </w:pPr>
       <w:r>
         <w:t>Aylin</w:t>
       </w:r>
     </w:p>
-    <w:p/>
     <w:p>
       <w:pPr>
+        <w:spacing w:line="259" w:lineRule="auto" w:after="60"/>
+      </w:pPr>
+    </w:p>
+    <w:p>
+      <w:pPr>
+        <w:spacing w:line="259" w:lineRule="auto" w:after="60"/>
         <w:ind w:left="567"/>
       </w:pPr>
       <w:r>
@@ -804,13 +895,58 @@
       </w:r>
     </w:p>
     <w:sectPr>
+      <w:headerReference w:type="default" r:id="rId9"/>
+      <w:footerReference w:type="default" r:id="rId10"/>
       <w:pgSz w:w="11906" w:h="16838"/>
-      <w:pgMar w:top="1417" w:right="1417" w:bottom="1417" w:left="1417" w:header="720" w:footer="720" w:gutter="0"/>
+      <w:pgMar w:top="1191" w:right="1247" w:bottom="1134" w:left="1361" w:header="720" w:footer="720" w:gutter="0"/>
       <w:cols w:space="720"/>
       <w:docGrid w:linePitch="360"/>
     </w:sectPr>
   </w:body>
 </w:document>
+</file>
+
+<file path=word/footer1.xml><?xml version="1.0" encoding="utf-8"?>
+<w:ftr xmlns:m="http://schemas.openxmlformats.org/officeDocument/2006/math" xmlns:mc="http://schemas.openxmlformats.org/markup-compatibility/2006" xmlns:mo="http://schemas.microsoft.com/office/mac/office/2008/main" xmlns:mv="urn:schemas-microsoft-com:mac:vml" xmlns:o="urn:schemas-microsoft-com:office:office" xmlns:r="http://schemas.openxmlformats.org/officeDocument/2006/relationships" xmlns:v="urn:schemas-microsoft-com:vml" xmlns:w10="urn:schemas-microsoft-com:office:word" xmlns:w14="http://schemas.microsoft.com/office/word/2010/wordml" xmlns:w="http://schemas.openxmlformats.org/wordprocessingml/2006/main" xmlns:wne="http://schemas.microsoft.com/office/word/2006/wordml" xmlns:wp14="http://schemas.microsoft.com/office/word/2010/wordprocessingDrawing" xmlns:wp="http://schemas.openxmlformats.org/drawingml/2006/wordprocessingDrawing" xmlns:wpc="http://schemas.microsoft.com/office/word/2010/wordprocessingCanvas" xmlns:wpg="http://schemas.microsoft.com/office/word/2010/wordprocessingGroup" xmlns:wpi="http://schemas.microsoft.com/office/word/2010/wordprocessingInk" xmlns:wps="http://schemas.microsoft.com/office/word/2010/wordprocessingShape" mc:Ignorable="w14 wp14">
+  <w:p>
+    <w:pPr>
+      <w:pStyle w:val="Footer"/>
+      <w:jc w:val="left"/>
+    </w:pPr>
+    <w:r/>
+    <w:r>
+      <w:rPr>
+        <w:rFonts w:ascii="Times New Roman" w:hAnsi="Times New Roman"/>
+        <w:b w:val="0"/>
+        <w:color w:val="777777"/>
+        <w:sz w:val="17"/>
+      </w:rPr>
+      <w:t>Vertraulich | Bearbeitungsstand Juli 2026 | nur zur Aktenbearbeitung</w:t>
+    </w:r>
+  </w:p>
+</w:ftr>
+</file>
+
+<file path=word/header1.xml><?xml version="1.0" encoding="utf-8"?>
+<w:hdr xmlns:m="http://schemas.openxmlformats.org/officeDocument/2006/math" xmlns:mc="http://schemas.openxmlformats.org/markup-compatibility/2006" xmlns:mo="http://schemas.microsoft.com/office/mac/office/2008/main" xmlns:mv="urn:schemas-microsoft-com:mac:vml" xmlns:o="urn:schemas-microsoft-com:office:office" xmlns:r="http://schemas.openxmlformats.org/officeDocument/2006/relationships" xmlns:v="urn:schemas-microsoft-com:vml" xmlns:w10="urn:schemas-microsoft-com:office:word" xmlns:w14="http://schemas.microsoft.com/office/word/2010/wordml" xmlns:w="http://schemas.openxmlformats.org/wordprocessingml/2006/main" xmlns:wne="http://schemas.microsoft.com/office/word/2006/wordml" xmlns:wp14="http://schemas.microsoft.com/office/word/2010/wordprocessingDrawing" xmlns:wp="http://schemas.openxmlformats.org/drawingml/2006/wordprocessingDrawing" xmlns:wpc="http://schemas.microsoft.com/office/word/2010/wordprocessingCanvas" xmlns:wpg="http://schemas.microsoft.com/office/word/2010/wordprocessingGroup" xmlns:wpi="http://schemas.microsoft.com/office/word/2010/wordprocessingInk" xmlns:wps="http://schemas.microsoft.com/office/word/2010/wordprocessingShape" mc:Ignorable="w14 wp14">
+  <w:p>
+    <w:pPr>
+      <w:pStyle w:val="Header"/>
+      <w:jc w:val="left"/>
+    </w:pPr>
+    <w:r/>
+    <w:r>
+      <w:rPr>
+        <w:rFonts w:ascii="Times New Roman" w:hAnsi="Times New Roman"/>
+        <w:b w:val="0"/>
+        <w:i w:val="0"/>
+        <w:color w:val="666666"/>
+        <w:sz w:val="17"/>
+      </w:rPr>
+      <w:t>Hagemann &amp; Westarp Rechtsanwälte | Gesellschaftsrechtliche Arbeitsakte | Bearbeitungsstand Juli 2026</w:t>
+    </w:r>
+  </w:p>
+</w:hdr>
 </file>
 
 <file path=word/numbering.xml><?xml version="1.0" encoding="utf-8"?>
@@ -1527,11 +1663,12 @@
       <w:contextualSpacing/>
     </w:pPr>
     <w:rPr>
-      <w:rFonts w:asciiTheme="majorHAnsi" w:eastAsiaTheme="majorEastAsia" w:hAnsiTheme="majorHAnsi" w:cstheme="majorBidi"/>
+      <w:rFonts w:asciiTheme="majorHAnsi" w:eastAsiaTheme="majorEastAsia" w:hAnsiTheme="majorHAnsi" w:cstheme="majorBidi" w:ascii="Times New Roman" w:hAnsi="Times New Roman"/>
+      <w:b/>
       <w:color w:val="17365D" w:themeColor="text2" w:themeShade="BF"/>
       <w:spacing w:val="5"/>
       <w:kern w:val="28"/>
-      <w:sz w:val="52"/>
+      <w:sz w:val="30"/>
       <w:szCs w:val="52"/>
     </w:rPr>
   </w:style>
